--- a/layunin-theme/downloadables/3_DIGITAL_ASSET_ECOSYSTEM.docx
+++ b/layunin-theme/downloadables/3_DIGITAL_ASSET_ECOSYSTEM.docx
@@ -10,9 +10,10 @@
         <w:rPr>
           <w:rFonts w:ascii="Georgia" w:hAnsi="Georgia"/>
           <w:b/>
-          <w:sz w:val="48"/>
+          <w:color w:val="050A18"/>
+          <w:sz w:val="56"/>
         </w:rPr>
-        <w:t>DIGITAL ASSET ECOSYSTEM</w:t>
+        <w:t>DIGITAL_ASSET_ECOSYSTEM</w:t>
       </w:r>
     </w:p>
     <w:p>
@@ -22,7 +23,8 @@
       <w:r>
         <w:rPr>
           <w:i/>
-          <w:sz w:val="28"/>
+          <w:color w:val="C5A02B"/>
+          <w:sz w:val="32"/>
         </w:rPr>
         <w:t>Building Scalable, Low-Maintenance Income Streams That Work While You Sleep</w:t>
       </w:r>
@@ -37,12 +39,28 @@
         <w:pStyle w:val="Heading1"/>
       </w:pPr>
       <w:r>
-        <w:t>Assets vs. Jobs</w:t>
+        <w:t>Strategic Roadmap</w:t>
       </w:r>
     </w:p>
     <w:p>
       <w:r>
-        <w:t>Stop trading time for money. Learn the architecture of digital assets that appreciate in value and generate recurring revenue.</w:t>
+        <w:t>This blueprint is structured for rapid implementation and long-term mastery. Follow the phases in sequence for maximum ROI.</w:t>
+      </w:r>
+    </w:p>
+    <w:p>
+      <w:pPr>
+        <w:pStyle w:val="Heading2"/>
+      </w:pPr>
+      <w:r>
+        <w:t>The Architecture of Freedom</w:t>
+      </w:r>
+    </w:p>
+    <w:p>
+      <w:pPr>
+        <w:jc w:val="left"/>
+      </w:pPr>
+      <w:r>
+        <w:t>Trading time for money is the ultimate hustle trap. To achieve absolute mastery, you must build digital pipes that flow even when you aren't working. This is the blueprint for your digital empire.</w:t>
       </w:r>
     </w:p>
     <w:p>
@@ -52,15 +70,18 @@
     </w:p>
     <w:p>
       <w:pPr>
-        <w:pStyle w:val="Heading1"/>
+        <w:pStyle w:val="Heading2"/>
       </w:pPr>
       <w:r>
-        <w:t>The Content-to-Commerce Pipeline</w:t>
+        <w:t>Selecting Your High-Value Niche</w:t>
       </w:r>
     </w:p>
     <w:p>
+      <w:pPr>
+        <w:jc w:val="left"/>
+      </w:pPr>
       <w:r>
-        <w:t>How to turn social media attention into a loyal customer base for your digital products.</w:t>
+        <w:t>We use the 'Intersection Matrix' (Skills + Passion + Market Gap) to identify where you can become a Category-of-One leader. Includes research protocols for finding hidden pain points in the PH and global markets.</w:t>
       </w:r>
     </w:p>
     <w:p>
@@ -70,15 +91,18 @@
     </w:p>
     <w:p>
       <w:pPr>
-        <w:pStyle w:val="Heading1"/>
+        <w:pStyle w:val="Heading2"/>
       </w:pPr>
       <w:r>
-        <w:t>Platform Mastery</w:t>
+        <w:t>The Product Hierarchy</w:t>
       </w:r>
     </w:p>
     <w:p>
+      <w:pPr>
+        <w:jc w:val="left"/>
+      </w:pPr>
       <w:r>
-        <w:t>Selecting the right pipes for your message: Substack, Gumroad, or custom WooCommerce implementations.</w:t>
+        <w:t>From 'Lead Magnets' that build trust to 'Flagship Accelerators' that generate serious revenue. Learn how to structure your value ladder so customers naturally ascend from one product to the next.</w:t>
       </w:r>
     </w:p>
     <w:p>
@@ -88,15 +112,18 @@
     </w:p>
     <w:p>
       <w:pPr>
-        <w:pStyle w:val="Heading1"/>
+        <w:pStyle w:val="Heading2"/>
       </w:pPr>
       <w:r>
-        <w:t>The 1% Conversion Framework</w:t>
+        <w:t>The High-Conversion Funnel</w:t>
       </w:r>
     </w:p>
     <w:p>
+      <w:pPr>
+        <w:jc w:val="left"/>
+      </w:pPr>
       <w:r>
-        <w:t>Psychological triggers and copywriting secrets that turn visitors into high-LTV customers.</w:t>
+        <w:t>Psychological triggers and copywriting frameworks that turn cold traffic into loyal fans. We detail the 'Email Mastery' sequence that nurtures leads automatically and the 'Frictionless Checkout' technical setup.</w:t>
       </w:r>
     </w:p>
     <w:p>
@@ -106,16 +133,40 @@
     </w:p>
     <w:p>
       <w:pPr>
-        <w:sectPr>
-          <w:footerReference w:type="default" r:id="rId9"/>
-          <w:pgSz w:w="12240" w:h="15840"/>
-          <w:pgMar w:top="1440" w:right="1800" w:bottom="1440" w:left="1800" w:header="720" w:footer="720" w:gutter="0"/>
-          <w:cols w:space="720"/>
-          <w:docGrid w:linePitch="360"/>
-        </w:sectPr>
+        <w:pStyle w:val="Heading2"/>
       </w:pPr>
+      <w:r>
+        <w:t>Platform Mastery (PH Context)</w:t>
+      </w:r>
+    </w:p>
+    <w:p>
+      <w:pPr>
+        <w:jc w:val="left"/>
+      </w:pPr>
+      <w:r>
+        <w:t>Navigating the technical landscape. From WooCommerce and Gumroad to localized payment gateways like GCash and Maya. We show you how to build a global business from your desk in the Philippines.</w:t>
+      </w:r>
+    </w:p>
+    <w:p>
+      <w:r>
+        <w:br/>
+      </w:r>
+    </w:p>
+    <w:p>
+      <w:pPr>
+        <w:pStyle w:val="Heading2"/>
+      </w:pPr>
+      <w:r>
+        <w:t>Final Executive Summary</w:t>
+      </w:r>
+    </w:p>
+    <w:p>
+      <w:r>
+        <w:t>Your potential is only as strong as the systems you deploy. This document serves as the architecture; you are the master builder. Initiate the protocol immediately.</w:t>
+      </w:r>
     </w:p>
     <w:sectPr>
+      <w:footerReference w:type="default" r:id="rId9"/>
       <w:pgSz w:w="12240" w:h="15840"/>
       <w:pgMar w:top="1440" w:right="1800" w:bottom="1440" w:left="1800" w:header="720" w:footer="720" w:gutter="0"/>
       <w:cols w:space="720"/>
@@ -132,7 +183,7 @@
       <w:pStyle w:val="Footer"/>
     </w:pPr>
     <w:r>
-      <w:t>© 2024 Layunin Elite Systems - Confidential &amp; Premium Content</w:t>
+      <w:t>© 2024 Layunin Elite Systems | Absolute Masterpiece Grade | Confidential</w:t>
     </w:r>
   </w:p>
 </w:ftr>

--- a/layunin-theme/downloadables/3_DIGITAL_ASSET_ECOSYSTEM.docx
+++ b/layunin-theme/downloadables/3_DIGITAL_ASSET_ECOSYSTEM.docx
@@ -11,9 +11,9 @@
           <w:rFonts w:ascii="Georgia" w:hAnsi="Georgia"/>
           <w:b/>
           <w:color w:val="050A18"/>
-          <w:sz w:val="56"/>
+          <w:sz w:val="64"/>
         </w:rPr>
-        <w:t>DIGITAL_ASSET_ECOSYSTEM</w:t>
+        <w:t>DIGITAL ASSET ECOSYSTEM</w:t>
       </w:r>
     </w:p>
     <w:p>
@@ -24,9 +24,9 @@
         <w:rPr>
           <w:i/>
           <w:color w:val="C5A02B"/>
-          <w:sz w:val="32"/>
+          <w:sz w:val="36"/>
         </w:rPr>
-        <w:t>Building Scalable, Low-Maintenance Income Streams That Work While You Sleep</w:t>
+        <w:t>Building Scalable, Low-Maintenance Income Streams</w:t>
       </w:r>
     </w:p>
     <w:p>
@@ -39,12 +39,12 @@
         <w:pStyle w:val="Heading1"/>
       </w:pPr>
       <w:r>
-        <w:t>Strategic Roadmap</w:t>
+        <w:t>I. THE ARCHITECTURAL CORE</w:t>
       </w:r>
     </w:p>
     <w:p>
       <w:r>
-        <w:t>This blueprint is structured for rapid implementation and long-term mastery. Follow the phases in sequence for maximum ROI.</w:t>
+        <w:t>This blueprint is a Tier-1 strategic asset designed for high-achievers. It provides the frameworks, the psychology, and the tools for absolute mastery.</w:t>
       </w:r>
     </w:p>
     <w:p>
@@ -52,7 +52,7 @@
         <w:pStyle w:val="Heading2"/>
       </w:pPr>
       <w:r>
-        <w:t>The Architecture of Freedom</w:t>
+        <w:t>Architecture of Freedom</w:t>
       </w:r>
     </w:p>
     <w:p>
@@ -60,7 +60,7 @@
         <w:jc w:val="left"/>
       </w:pPr>
       <w:r>
-        <w:t>Trading time for money is the ultimate hustle trap. To achieve absolute mastery, you must build digital pipes that flow even when you aren't working. This is the blueprint for your digital empire.</w:t>
+        <w:t>Stop trading time for money. Build digital pipes that flow recurring revenue even when you sleep.</w:t>
       </w:r>
     </w:p>
     <w:p>
@@ -73,7 +73,7 @@
         <w:pStyle w:val="Heading2"/>
       </w:pPr>
       <w:r>
-        <w:t>Selecting Your High-Value Niche</w:t>
+        <w:t>High-Value Niche Matrix</w:t>
       </w:r>
     </w:p>
     <w:p>
@@ -81,7 +81,7 @@
         <w:jc w:val="left"/>
       </w:pPr>
       <w:r>
-        <w:t>We use the 'Intersection Matrix' (Skills + Passion + Market Gap) to identify where you can become a Category-of-One leader. Includes research protocols for finding hidden pain points in the PH and global markets.</w:t>
+        <w:t>Identify your Category-of-One position using Skills + Passion + Market Gap. Research protocols for finding hidden global pain points.</w:t>
       </w:r>
     </w:p>
     <w:p>
@@ -94,7 +94,7 @@
         <w:pStyle w:val="Heading2"/>
       </w:pPr>
       <w:r>
-        <w:t>The Product Hierarchy</w:t>
+        <w:t>Product Value Ladder</w:t>
       </w:r>
     </w:p>
     <w:p>
@@ -102,7 +102,7 @@
         <w:jc w:val="left"/>
       </w:pPr>
       <w:r>
-        <w:t>From 'Lead Magnets' that build trust to 'Flagship Accelerators' that generate serious revenue. Learn how to structure your value ladder so customers naturally ascend from one product to the next.</w:t>
+        <w:t>From Lead Magnets to Flagship Accelerators. Structure your offerings so customers naturally ascend through your ecosystem.</w:t>
       </w:r>
     </w:p>
     <w:p>
@@ -115,7 +115,7 @@
         <w:pStyle w:val="Heading2"/>
       </w:pPr>
       <w:r>
-        <w:t>The High-Conversion Funnel</w:t>
+        <w:t>High-Conversion Psychological Funnels</w:t>
       </w:r>
     </w:p>
     <w:p>
@@ -123,7 +123,7 @@
         <w:jc w:val="left"/>
       </w:pPr>
       <w:r>
-        <w:t>Psychological triggers and copywriting frameworks that turn cold traffic into loyal fans. We detail the 'Email Mastery' sequence that nurtures leads automatically and the 'Frictionless Checkout' technical setup.</w:t>
+        <w:t>Psychological triggers and copywriting frameworks to turn traffic into fans. Detail on automated email mastery sequences and frictionless checkout setups.</w:t>
       </w:r>
     </w:p>
     <w:p>
@@ -136,7 +136,7 @@
         <w:pStyle w:val="Heading2"/>
       </w:pPr>
       <w:r>
-        <w:t>Platform Mastery (PH Context)</w:t>
+        <w:t>Platform Mastery (PH &amp; Global)</w:t>
       </w:r>
     </w:p>
     <w:p>
@@ -144,7 +144,7 @@
         <w:jc w:val="left"/>
       </w:pPr>
       <w:r>
-        <w:t>Navigating the technical landscape. From WooCommerce and Gumroad to localized payment gateways like GCash and Maya. We show you how to build a global business from your desk in the Philippines.</w:t>
+        <w:t>Technical landscape mastery: WooCommerce, Gumroad, GCash, Maya. Build a global business from the Philippines with zero technical friction.</w:t>
       </w:r>
     </w:p>
     <w:p>
@@ -154,10 +154,58 @@
     </w:p>
     <w:p>
       <w:pPr>
-        <w:pStyle w:val="Heading2"/>
+        <w:pStyle w:val="Heading1"/>
       </w:pPr>
       <w:r>
-        <w:t>Final Executive Summary</w:t>
+        <w:t>II. ELITE EXECUTION CHECKLIST</w:t>
+      </w:r>
+    </w:p>
+    <w:p>
+      <w:pPr>
+        <w:pStyle w:val="ListBullet"/>
+      </w:pPr>
+      <w:r>
+        <w:t>Complete the Intersection Matrix to define your niche.</w:t>
+      </w:r>
+    </w:p>
+    <w:p>
+      <w:pPr>
+        <w:pStyle w:val="ListBullet"/>
+      </w:pPr>
+      <w:r>
+        <w:t>Outline your Tier-1 Lead Magnet to build your authority.</w:t>
+      </w:r>
+    </w:p>
+    <w:p>
+      <w:pPr>
+        <w:pStyle w:val="ListBullet"/>
+      </w:pPr>
+      <w:r>
+        <w:t>Draft your 'Frictionless' checkout flow on your website.</w:t>
+      </w:r>
+    </w:p>
+    <w:p>
+      <w:pPr>
+        <w:pStyle w:val="ListBullet"/>
+      </w:pPr>
+      <w:r>
+        <w:t>Write your 5-part automated welcome email sequence.</w:t>
+      </w:r>
+    </w:p>
+    <w:p>
+      <w:pPr>
+        <w:pStyle w:val="ListBullet"/>
+      </w:pPr>
+      <w:r>
+        <w:t>Connect your local PH payment pipes (GCash/Maya) to your store.</w:t>
+      </w:r>
+    </w:p>
+    <w:p>
+      <w:pPr>
+        <w:pStyle w:val="Heading1"/>
+      </w:pPr>
+      <w:r>
+        <w:t>III. FINAL EXECUTIVE SUMMARY</w:t>
       </w:r>
     </w:p>
     <w:p>
